--- a/ESWA_Effective_Decision_Temperature_Manuscript.docx
+++ b/ESWA_Effective_Decision_Temperature_Manuscript.docx
@@ -15,51 +15,6 @@
           <w:sz w:val="32"/>
         </w:rPr>
         <w:t>Is the sampling temperature the agent's decision state? A reference-based indicator and its comparison with entropy, calibration and semantic entropy</w:t>
-      </w:r>
-    </w:p>
-    <w:p>
-      <w:pPr>
-        <w:keepNext w:val="0"/>
-        <w:spacing w:after="40" w:line="276" w:lineRule="auto"/>
-        <w:jc w:val="center"/>
-      </w:pPr>
-      <w:r>
-        <w:rPr>
-          <w:rFonts w:ascii="Times New Roman" w:hAnsi="Times New Roman" w:eastAsia="Times New Roman"/>
-          <w:b w:val="0"/>
-          <w:i w:val="0"/>
-        </w:rPr>
-        <w:t>[Author names]</w:t>
-      </w:r>
-    </w:p>
-    <w:p>
-      <w:pPr>
-        <w:keepNext w:val="0"/>
-        <w:spacing w:after="40" w:line="276" w:lineRule="auto"/>
-        <w:jc w:val="center"/>
-      </w:pPr>
-      <w:r>
-        <w:rPr>
-          <w:rFonts w:ascii="Times New Roman" w:hAnsi="Times New Roman" w:eastAsia="Times New Roman"/>
-          <w:b w:val="0"/>
-          <w:i w:val="0"/>
-        </w:rPr>
-        <w:t>[Affiliations, city, country]</w:t>
-      </w:r>
-    </w:p>
-    <w:p>
-      <w:pPr>
-        <w:keepNext w:val="0"/>
-        <w:spacing w:after="280" w:line="276" w:lineRule="auto"/>
-        <w:jc w:val="center"/>
-      </w:pPr>
-      <w:r>
-        <w:rPr>
-          <w:rFonts w:ascii="Times New Roman" w:hAnsi="Times New Roman" w:eastAsia="Times New Roman"/>
-          <w:b w:val="0"/>
-          <w:i w:val="0"/>
-        </w:rPr>
-        <w:t>[Corresponding author e-mail]</w:t>
       </w:r>
     </w:p>
     <w:p>
@@ -11382,7 +11337,7 @@
           <w:b w:val="0"/>
           <w:i w:val="0"/>
         </w:rPr>
-        <w:t>Declaration of generative AI and AI-assisted technologies in the writing process. During the preparation of this work the authors used Claude (Anthropic) to write and run the experimental code, to analyse the results and to draft and edit the text. After using this tool, the authors reviewed and edited the content as needed and take full responsibility for the content of the publication. [Authors: confirm and adjust this statement so that it describes what was done.]</w:t>
+        <w:t>Declaration of generative AI and AI-assisted technologies in the writing process. During the preparation of this work the authors used Claude (Anthropic) to write and run the experimental code, to analyse the results and to draft and edit the text. After using this tool, the authors reviewed and edited the content as needed and take full responsibility for the content of the publication.</w:t>
       </w:r>
     </w:p>
     <w:p>
@@ -11397,52 +11352,7 @@
           <w:b w:val="0"/>
           <w:i w:val="0"/>
         </w:rPr>
-        <w:t>Data and code availability. The code and per-trajectory results of Stages C and D are available at [repository URL to be added]. [Authors: also add the scripts of Stages A and B, which were run in an earlier phase of the project and are not part of the released code.]</w:t>
-      </w:r>
-    </w:p>
-    <w:p>
-      <w:pPr>
-        <w:keepNext w:val="0"/>
-        <w:spacing w:after="120" w:line="312" w:lineRule="auto"/>
-        <w:jc w:val="both"/>
-      </w:pPr>
-      <w:r>
-        <w:rPr>
-          <w:rFonts w:ascii="Times New Roman" w:hAnsi="Times New Roman" w:eastAsia="Times New Roman"/>
-          <w:b w:val="0"/>
-          <w:i w:val="0"/>
-        </w:rPr>
-        <w:t>Declaration of competing interest. [To be completed by the authors.]</w:t>
-      </w:r>
-    </w:p>
-    <w:p>
-      <w:pPr>
-        <w:keepNext w:val="0"/>
-        <w:spacing w:after="120" w:line="312" w:lineRule="auto"/>
-        <w:jc w:val="both"/>
-      </w:pPr>
-      <w:r>
-        <w:rPr>
-          <w:rFonts w:ascii="Times New Roman" w:hAnsi="Times New Roman" w:eastAsia="Times New Roman"/>
-          <w:b w:val="0"/>
-          <w:i w:val="0"/>
-        </w:rPr>
-        <w:t>Funding. [To be completed by the authors.]</w:t>
-      </w:r>
-    </w:p>
-    <w:p>
-      <w:pPr>
-        <w:keepNext w:val="0"/>
-        <w:spacing w:after="120" w:line="312" w:lineRule="auto"/>
-        <w:jc w:val="both"/>
-      </w:pPr>
-      <w:r>
-        <w:rPr>
-          <w:rFonts w:ascii="Times New Roman" w:hAnsi="Times New Roman" w:eastAsia="Times New Roman"/>
-          <w:b w:val="0"/>
-          <w:i w:val="0"/>
-        </w:rPr>
-        <w:t>CRediT authorship contribution statement. [To be completed by the authors.]</w:t>
+        <w:t>Data and code availability. The code and the per-trajectory results of Stages C and D accompany the submission as supplementary material. The scripts of Stages A and B were run in an earlier phase of the project and are not included.</w:t>
       </w:r>
     </w:p>
     <w:p>
@@ -11521,7 +11431,7 @@
           <w:i w:val="0"/>
           <w:sz w:val="20"/>
         </w:rPr>
-        <w:t>Gerganov, G. (2023). llama.cpp: LLM inference in C/C++ [Software]. https://github.com/ggml-org/llama.cpp</w:t>
+        <w:t>Gerganov, G. (2023). llama.cpp: LLM inference in C/C++. Computer software. https://github.com/ggml-org/llama.cpp</w:t>
       </w:r>
     </w:p>
     <w:p>

--- a/ESWA_Effective_Decision_Temperature_Manuscript.docx
+++ b/ESWA_Effective_Decision_Temperature_Manuscript.docx
@@ -15,6 +15,51 @@
           <w:sz w:val="32"/>
         </w:rPr>
         <w:t>Is the sampling temperature the agent's decision state? A reference-based indicator and its comparison with entropy, calibration and semantic entropy</w:t>
+      </w:r>
+    </w:p>
+    <w:p>
+      <w:pPr>
+        <w:keepNext w:val="0"/>
+        <w:spacing w:after="40" w:line="276" w:lineRule="auto"/>
+        <w:jc w:val="center"/>
+      </w:pPr>
+      <w:r>
+        <w:rPr>
+          <w:rFonts w:ascii="Times New Roman" w:hAnsi="Times New Roman" w:eastAsia="Times New Roman"/>
+          <w:b w:val="0"/>
+          <w:i w:val="0"/>
+        </w:rPr>
+        <w:t>Ook Lee*</w:t>
+      </w:r>
+    </w:p>
+    <w:p>
+      <w:pPr>
+        <w:keepNext w:val="0"/>
+        <w:spacing w:after="40" w:line="276" w:lineRule="auto"/>
+        <w:jc w:val="center"/>
+      </w:pPr>
+      <w:r>
+        <w:rPr>
+          <w:rFonts w:ascii="Times New Roman" w:hAnsi="Times New Roman" w:eastAsia="Times New Roman"/>
+          <w:b w:val="0"/>
+          <w:i w:val="0"/>
+        </w:rPr>
+        <w:t>Department of Information System, Hanyang University, Seoul, Korea</w:t>
+      </w:r>
+    </w:p>
+    <w:p>
+      <w:pPr>
+        <w:keepNext w:val="0"/>
+        <w:spacing w:after="280" w:line="276" w:lineRule="auto"/>
+        <w:jc w:val="center"/>
+      </w:pPr>
+      <w:r>
+        <w:rPr>
+          <w:rFonts w:ascii="Times New Roman" w:hAnsi="Times New Roman" w:eastAsia="Times New Roman"/>
+          <w:b w:val="0"/>
+          <w:i w:val="0"/>
+        </w:rPr>
+        <w:t>*Corresponding author. E-mail: ooklee@hanyang.ac.kr</w:t>
       </w:r>
     </w:p>
     <w:p>
@@ -11337,7 +11382,7 @@
           <w:b w:val="0"/>
           <w:i w:val="0"/>
         </w:rPr>
-        <w:t>Declaration of generative AI and AI-assisted technologies in the writing process. During the preparation of this work the authors used Claude (Anthropic) to write and run the experimental code, to analyse the results and to draft and edit the text. After using this tool, the authors reviewed and edited the content as needed and take full responsibility for the content of the publication.</w:t>
+        <w:t>Declaration of generative AI and AI-assisted technologies in the writing process. During the preparation of this work the author used Claude (Anthropic) to write and run the experimental code, to analyse the results and to draft and edit the text. After using this tool, the author reviewed and edited the content as needed and takes full responsibility for the content of the publication.</w:t>
       </w:r>
     </w:p>
     <w:p>
